--- a/autoencoders/lecture-autoencoder_and_applications/autoencoder_nn.docx
+++ b/autoencoders/lecture-autoencoder_and_applications/autoencoder_nn.docx
@@ -1,6 +1,6 @@
 
 <file path=word/document.xml><?xml version="1.0" encoding="utf-8"?>
-<w:document xmlns:wpc="http://schemas.microsoft.com/office/word/2010/wordprocessingCanvas" xmlns:cx="http://schemas.microsoft.com/office/drawing/2014/chartex" xmlns:cx1="http://schemas.microsoft.com/office/drawing/2015/9/8/chartex" xmlns:cx2="http://schemas.microsoft.com/office/drawing/2015/10/21/chartex" xmlns:cx3="http://schemas.microsoft.com/office/drawing/2016/5/9/chartex" xmlns:cx4="http://schemas.microsoft.com/office/drawing/2016/5/10/chartex" xmlns:cx5="http://schemas.microsoft.com/office/drawing/2016/5/11/chartex" xmlns:cx6="http://schemas.microsoft.com/office/drawing/2016/5/12/chartex" xmlns:cx7="http://schemas.microsoft.com/office/drawing/2016/5/13/chartex" xmlns:cx8="http://schemas.microsoft.com/office/drawing/2016/5/14/chartex" xmlns:mc="http://schemas.openxmlformats.org/markup-compatibility/2006" xmlns:aink="http://schemas.microsoft.com/office/drawing/2016/ink" xmlns:am3d="http://schemas.microsoft.com/office/drawing/2017/model3d" xmlns:o="urn:schemas-microsoft-com:office:office" xmlns:oel="http://schemas.microsoft.com/office/2019/extlst" xmlns:r="http://schemas.openxmlformats.org/officeDocument/2006/relationships" xmlns:m="http://schemas.openxmlformats.org/officeDocument/2006/math" xmlns:v="urn:schemas-microsoft-com:vml" xmlns:wp14="http://schemas.microsoft.com/office/word/2010/wordprocessingDrawing" xmlns:wp="http://schemas.openxmlformats.org/drawingml/2006/wordprocessingDrawing" xmlns:w10="urn:schemas-microsoft-com:office:word" xmlns:w="http://schemas.openxmlformats.org/wordprocessingml/2006/main" xmlns:w14="http://schemas.microsoft.com/office/word/2010/wordml" xmlns:w15="http://schemas.microsoft.com/office/word/2012/wordml" xmlns:w16cex="http://schemas.microsoft.com/office/word/2018/wordml/cex" xmlns:w16cid="http://schemas.microsoft.com/office/word/2016/wordml/cid" xmlns:w16="http://schemas.microsoft.com/office/word/2018/wordml" xmlns:w16sdtdh="http://schemas.microsoft.com/office/word/2020/wordml/sdtdatahash" xmlns:w16se="http://schemas.microsoft.com/office/word/2015/wordml/symex" xmlns:wpg="http://schemas.microsoft.com/office/word/2010/wordprocessingGroup" xmlns:wpi="http://schemas.microsoft.com/office/word/2010/wordprocessingInk" xmlns:wne="http://schemas.microsoft.com/office/word/2006/wordml" xmlns:wps="http://schemas.microsoft.com/office/word/2010/wordprocessingShape" mc:Ignorable="w14 w15 w16se w16cid w16 w16cex w16sdtdh wp14">
+<w:document xmlns:wpc="http://schemas.microsoft.com/office/word/2010/wordprocessingCanvas" xmlns:cx="http://schemas.microsoft.com/office/drawing/2014/chartex" xmlns:cx1="http://schemas.microsoft.com/office/drawing/2015/9/8/chartex" xmlns:cx2="http://schemas.microsoft.com/office/drawing/2015/10/21/chartex" xmlns:cx3="http://schemas.microsoft.com/office/drawing/2016/5/9/chartex" xmlns:cx4="http://schemas.microsoft.com/office/drawing/2016/5/10/chartex" xmlns:cx5="http://schemas.microsoft.com/office/drawing/2016/5/11/chartex" xmlns:cx6="http://schemas.microsoft.com/office/drawing/2016/5/12/chartex" xmlns:cx7="http://schemas.microsoft.com/office/drawing/2016/5/13/chartex" xmlns:cx8="http://schemas.microsoft.com/office/drawing/2016/5/14/chartex" xmlns:mc="http://schemas.openxmlformats.org/markup-compatibility/2006" xmlns:m="http://schemas.openxmlformats.org/officeDocument/2006/math" xmlns:aink="http://schemas.microsoft.com/office/drawing/2016/ink" xmlns:am3d="http://schemas.microsoft.com/office/drawing/2017/model3d" xmlns:oel="http://schemas.microsoft.com/office/2019/extlst" xmlns:r="http://schemas.openxmlformats.org/officeDocument/2006/relationships" xmlns:wp14="http://schemas.microsoft.com/office/word/2010/wordprocessingDrawing" xmlns:wp="http://schemas.openxmlformats.org/drawingml/2006/wordprocessingDrawing" xmlns:wpg="http://schemas.microsoft.com/office/word/2010/wordprocessingGroup" xmlns:wpi="http://schemas.microsoft.com/office/word/2010/wordprocessingInk" xmlns:wps="http://schemas.microsoft.com/office/word/2010/wordprocessingShape" xmlns:o="urn:schemas-microsoft-com:office:office" xmlns:v="urn:schemas-microsoft-com:vml" xmlns:w10="urn:schemas-microsoft-com:office:word" xmlns:w="http://schemas.openxmlformats.org/wordprocessingml/2006/main" xmlns:w14="http://schemas.microsoft.com/office/word/2010/wordml" xmlns:w15="http://schemas.microsoft.com/office/word/2012/wordml" xmlns:w16cex="http://schemas.microsoft.com/office/word/2018/wordml/cex" xmlns:w16cid="http://schemas.microsoft.com/office/word/2016/wordml/cid" xmlns:w16="http://schemas.microsoft.com/office/word/2018/wordml" xmlns:w16sdtdh="http://schemas.microsoft.com/office/word/2020/wordml/sdtdatahash" xmlns:w16sdtfl="http://schemas.microsoft.com/office/word/2024/wordml/sdtformatlock" xmlns:w16se="http://schemas.microsoft.com/office/word/2015/wordml/symex" xmlns:w16du="http://schemas.microsoft.com/office/word/2023/wordml/word16du" xmlns:wne="http://schemas.microsoft.com/office/word/2006/wordml" mc:Ignorable="w14 w15 w16se w16cid w16 w16cex w16sdtdh w16sdtfl w16du wp14">
   <w:body>
     <w:p>
       <w:r>
@@ -34,7 +34,7 @@
           <w14:ligatures w14:val="standardContextual"/>
         </w:rPr>
         <w:drawing>
-          <wp:anchor distT="0" distB="0" distL="114300" distR="114300" simplePos="0" relativeHeight="251658240" behindDoc="1" locked="0" layoutInCell="1" allowOverlap="1">
+          <wp:anchor distT="0" distB="0" distL="114300" distR="114300" simplePos="0" relativeHeight="251658240" behindDoc="1" locked="0" layoutInCell="1" allowOverlap="1" wp14:anchorId="4B77E1A0" wp14:editId="51179070">
             <wp:simplePos x="0" y="0"/>
             <wp:positionH relativeFrom="column">
               <wp:posOffset>-226342</wp:posOffset>
@@ -118,7 +118,7 @@
           <w14:ligatures w14:val="standardContextual"/>
         </w:rPr>
         <w:drawing>
-          <wp:inline distT="0" distB="0" distL="0" distR="0">
+          <wp:inline distT="0" distB="0" distL="0" distR="0" wp14:anchorId="100D0650" wp14:editId="5EB7D492">
             <wp:extent cx="5943600" cy="3729355"/>
             <wp:effectExtent l="0" t="0" r="0" b="4445"/>
             <wp:docPr id="1246379469" name="Picture 2"/>
@@ -169,7 +169,7 @@
         </w:rPr>
         <w:lastRenderedPageBreak/>
         <w:drawing>
-          <wp:inline distT="0" distB="0" distL="0" distR="0">
+          <wp:inline distT="0" distB="0" distL="0" distR="0" wp14:anchorId="4D62D701" wp14:editId="63DF25C4">
             <wp:extent cx="5943600" cy="3342005"/>
             <wp:effectExtent l="0" t="0" r="0" b="0"/>
             <wp:docPr id="80684353" name="Picture 3"/>
@@ -212,8 +212,152 @@
       </w:r>
     </w:p>
     <w:p/>
-    <w:p/>
-    <w:p/>
+    <w:p>
+      <w:r>
+        <w:rPr>
+          <w:noProof/>
+          <w14:ligatures w14:val="standardContextual"/>
+        </w:rPr>
+        <w:drawing>
+          <wp:inline distT="0" distB="0" distL="0" distR="0" wp14:anchorId="660C7F0F" wp14:editId="688CC5CA">
+            <wp:extent cx="5943600" cy="2564765"/>
+            <wp:effectExtent l="0" t="0" r="0" b="635"/>
+            <wp:docPr id="2083807839" name="Picture 1"/>
+            <wp:cNvGraphicFramePr>
+              <a:graphicFrameLocks xmlns:a="http://schemas.openxmlformats.org/drawingml/2006/main" noChangeAspect="1"/>
+            </wp:cNvGraphicFramePr>
+            <a:graphic xmlns:a="http://schemas.openxmlformats.org/drawingml/2006/main">
+              <a:graphicData uri="http://schemas.openxmlformats.org/drawingml/2006/picture">
+                <pic:pic xmlns:pic="http://schemas.openxmlformats.org/drawingml/2006/picture">
+                  <pic:nvPicPr>
+                    <pic:cNvPr id="2083807839" name="Picture 2083807839"/>
+                    <pic:cNvPicPr/>
+                  </pic:nvPicPr>
+                  <pic:blipFill>
+                    <a:blip r:embed="rId8" cstate="print">
+                      <a:extLst>
+                        <a:ext uri="{28A0092B-C50C-407E-A947-70E740481C1C}">
+                          <a14:useLocalDpi xmlns:a14="http://schemas.microsoft.com/office/drawing/2010/main" val="0"/>
+                        </a:ext>
+                      </a:extLst>
+                    </a:blip>
+                    <a:stretch>
+                      <a:fillRect/>
+                    </a:stretch>
+                  </pic:blipFill>
+                  <pic:spPr>
+                    <a:xfrm>
+                      <a:off x="0" y="0"/>
+                      <a:ext cx="5943600" cy="2564765"/>
+                    </a:xfrm>
+                    <a:prstGeom prst="rect">
+                      <a:avLst/>
+                    </a:prstGeom>
+                  </pic:spPr>
+                </pic:pic>
+              </a:graphicData>
+            </a:graphic>
+          </wp:inline>
+        </w:drawing>
+      </w:r>
+    </w:p>
+    <w:p>
+      <w:r>
+        <w:rPr>
+          <w:noProof/>
+          <w14:ligatures w14:val="standardContextual"/>
+        </w:rPr>
+        <w:lastRenderedPageBreak/>
+        <w:drawing>
+          <wp:inline distT="0" distB="0" distL="0" distR="0" wp14:anchorId="7CE70F05" wp14:editId="7CFF487C">
+            <wp:extent cx="5943600" cy="2660015"/>
+            <wp:effectExtent l="0" t="0" r="0" b="0"/>
+            <wp:docPr id="1348088420" name="Picture 3"/>
+            <wp:cNvGraphicFramePr>
+              <a:graphicFrameLocks xmlns:a="http://schemas.openxmlformats.org/drawingml/2006/main" noChangeAspect="1"/>
+            </wp:cNvGraphicFramePr>
+            <a:graphic xmlns:a="http://schemas.openxmlformats.org/drawingml/2006/main">
+              <a:graphicData uri="http://schemas.openxmlformats.org/drawingml/2006/picture">
+                <pic:pic xmlns:pic="http://schemas.openxmlformats.org/drawingml/2006/picture">
+                  <pic:nvPicPr>
+                    <pic:cNvPr id="1348088420" name="Picture 1348088420"/>
+                    <pic:cNvPicPr/>
+                  </pic:nvPicPr>
+                  <pic:blipFill>
+                    <a:blip r:embed="rId9" cstate="print">
+                      <a:extLst>
+                        <a:ext uri="{28A0092B-C50C-407E-A947-70E740481C1C}">
+                          <a14:useLocalDpi xmlns:a14="http://schemas.microsoft.com/office/drawing/2010/main" val="0"/>
+                        </a:ext>
+                      </a:extLst>
+                    </a:blip>
+                    <a:stretch>
+                      <a:fillRect/>
+                    </a:stretch>
+                  </pic:blipFill>
+                  <pic:spPr>
+                    <a:xfrm>
+                      <a:off x="0" y="0"/>
+                      <a:ext cx="5943600" cy="2660015"/>
+                    </a:xfrm>
+                    <a:prstGeom prst="rect">
+                      <a:avLst/>
+                    </a:prstGeom>
+                  </pic:spPr>
+                </pic:pic>
+              </a:graphicData>
+            </a:graphic>
+          </wp:inline>
+        </w:drawing>
+      </w:r>
+      <w:r>
+        <w:rPr>
+          <w:noProof/>
+          <w14:ligatures w14:val="standardContextual"/>
+        </w:rPr>
+        <w:drawing>
+          <wp:inline distT="0" distB="0" distL="0" distR="0" wp14:anchorId="32A5D006" wp14:editId="39F8130A">
+            <wp:extent cx="5943600" cy="2536825"/>
+            <wp:effectExtent l="0" t="0" r="0" b="3175"/>
+            <wp:docPr id="346851840" name="Picture 2"/>
+            <wp:cNvGraphicFramePr>
+              <a:graphicFrameLocks xmlns:a="http://schemas.openxmlformats.org/drawingml/2006/main" noChangeAspect="1"/>
+            </wp:cNvGraphicFramePr>
+            <a:graphic xmlns:a="http://schemas.openxmlformats.org/drawingml/2006/main">
+              <a:graphicData uri="http://schemas.openxmlformats.org/drawingml/2006/picture">
+                <pic:pic xmlns:pic="http://schemas.openxmlformats.org/drawingml/2006/picture">
+                  <pic:nvPicPr>
+                    <pic:cNvPr id="346851840" name="Picture 346851840"/>
+                    <pic:cNvPicPr/>
+                  </pic:nvPicPr>
+                  <pic:blipFill>
+                    <a:blip r:embed="rId10" cstate="print">
+                      <a:extLst>
+                        <a:ext uri="{28A0092B-C50C-407E-A947-70E740481C1C}">
+                          <a14:useLocalDpi xmlns:a14="http://schemas.microsoft.com/office/drawing/2010/main" val="0"/>
+                        </a:ext>
+                      </a:extLst>
+                    </a:blip>
+                    <a:stretch>
+                      <a:fillRect/>
+                    </a:stretch>
+                  </pic:blipFill>
+                  <pic:spPr>
+                    <a:xfrm>
+                      <a:off x="0" y="0"/>
+                      <a:ext cx="5943600" cy="2536825"/>
+                    </a:xfrm>
+                    <a:prstGeom prst="rect">
+                      <a:avLst/>
+                    </a:prstGeom>
+                  </pic:spPr>
+                </pic:pic>
+              </a:graphicData>
+            </a:graphic>
+          </wp:inline>
+        </w:drawing>
+      </w:r>
+    </w:p>
     <w:p>
       <w:r>
         <w:rPr>
@@ -302,7 +446,7 @@
 </file>
 
 <file path=word/numbering.xml><?xml version="1.0" encoding="utf-8"?>
-<w:numbering xmlns:wpc="http://schemas.microsoft.com/office/word/2010/wordprocessingCanvas" xmlns:cx="http://schemas.microsoft.com/office/drawing/2014/chartex" xmlns:cx1="http://schemas.microsoft.com/office/drawing/2015/9/8/chartex" xmlns:cx2="http://schemas.microsoft.com/office/drawing/2015/10/21/chartex" xmlns:cx3="http://schemas.microsoft.com/office/drawing/2016/5/9/chartex" xmlns:cx4="http://schemas.microsoft.com/office/drawing/2016/5/10/chartex" xmlns:cx5="http://schemas.microsoft.com/office/drawing/2016/5/11/chartex" xmlns:cx6="http://schemas.microsoft.com/office/drawing/2016/5/12/chartex" xmlns:cx7="http://schemas.microsoft.com/office/drawing/2016/5/13/chartex" xmlns:cx8="http://schemas.microsoft.com/office/drawing/2016/5/14/chartex" xmlns:mc="http://schemas.openxmlformats.org/markup-compatibility/2006" xmlns:aink="http://schemas.microsoft.com/office/drawing/2016/ink" xmlns:am3d="http://schemas.microsoft.com/office/drawing/2017/model3d" xmlns:o="urn:schemas-microsoft-com:office:office" xmlns:oel="http://schemas.microsoft.com/office/2019/extlst" xmlns:r="http://schemas.openxmlformats.org/officeDocument/2006/relationships" xmlns:m="http://schemas.openxmlformats.org/officeDocument/2006/math" xmlns:v="urn:schemas-microsoft-com:vml" xmlns:wp14="http://schemas.microsoft.com/office/word/2010/wordprocessingDrawing" xmlns:wp="http://schemas.openxmlformats.org/drawingml/2006/wordprocessingDrawing" xmlns:w10="urn:schemas-microsoft-com:office:word" xmlns:w="http://schemas.openxmlformats.org/wordprocessingml/2006/main" xmlns:w14="http://schemas.microsoft.com/office/word/2010/wordml" xmlns:w15="http://schemas.microsoft.com/office/word/2012/wordml" xmlns:w16cex="http://schemas.microsoft.com/office/word/2018/wordml/cex" xmlns:w16cid="http://schemas.microsoft.com/office/word/2016/wordml/cid" xmlns:w16="http://schemas.microsoft.com/office/word/2018/wordml" xmlns:w16sdtdh="http://schemas.microsoft.com/office/word/2020/wordml/sdtdatahash" xmlns:w16se="http://schemas.microsoft.com/office/word/2015/wordml/symex" xmlns:wpg="http://schemas.microsoft.com/office/word/2010/wordprocessingGroup" xmlns:wpi="http://schemas.microsoft.com/office/word/2010/wordprocessingInk" xmlns:wne="http://schemas.microsoft.com/office/word/2006/wordml" xmlns:wps="http://schemas.microsoft.com/office/word/2010/wordprocessingShape" mc:Ignorable="w14 w15 w16se w16cid w16 w16cex w16sdtdh wp14">
+<w:numbering xmlns:wpc="http://schemas.microsoft.com/office/word/2010/wordprocessingCanvas" xmlns:cx="http://schemas.microsoft.com/office/drawing/2014/chartex" xmlns:cx1="http://schemas.microsoft.com/office/drawing/2015/9/8/chartex" xmlns:cx2="http://schemas.microsoft.com/office/drawing/2015/10/21/chartex" xmlns:cx3="http://schemas.microsoft.com/office/drawing/2016/5/9/chartex" xmlns:cx4="http://schemas.microsoft.com/office/drawing/2016/5/10/chartex" xmlns:cx5="http://schemas.microsoft.com/office/drawing/2016/5/11/chartex" xmlns:cx6="http://schemas.microsoft.com/office/drawing/2016/5/12/chartex" xmlns:cx7="http://schemas.microsoft.com/office/drawing/2016/5/13/chartex" xmlns:cx8="http://schemas.microsoft.com/office/drawing/2016/5/14/chartex" xmlns:mc="http://schemas.openxmlformats.org/markup-compatibility/2006" xmlns:m="http://schemas.openxmlformats.org/officeDocument/2006/math" xmlns:aink="http://schemas.microsoft.com/office/drawing/2016/ink" xmlns:am3d="http://schemas.microsoft.com/office/drawing/2017/model3d" xmlns:oel="http://schemas.microsoft.com/office/2019/extlst" xmlns:r="http://schemas.openxmlformats.org/officeDocument/2006/relationships" xmlns:wp14="http://schemas.microsoft.com/office/word/2010/wordprocessingDrawing" xmlns:wp="http://schemas.openxmlformats.org/drawingml/2006/wordprocessingDrawing" xmlns:wpg="http://schemas.microsoft.com/office/word/2010/wordprocessingGroup" xmlns:wpi="http://schemas.microsoft.com/office/word/2010/wordprocessingInk" xmlns:wps="http://schemas.microsoft.com/office/word/2010/wordprocessingShape" xmlns:o="urn:schemas-microsoft-com:office:office" xmlns:v="urn:schemas-microsoft-com:vml" xmlns:w10="urn:schemas-microsoft-com:office:word" xmlns:w="http://schemas.openxmlformats.org/wordprocessingml/2006/main" xmlns:w14="http://schemas.microsoft.com/office/word/2010/wordml" xmlns:w15="http://schemas.microsoft.com/office/word/2012/wordml" xmlns:w16cex="http://schemas.microsoft.com/office/word/2018/wordml/cex" xmlns:w16cid="http://schemas.microsoft.com/office/word/2016/wordml/cid" xmlns:w16="http://schemas.microsoft.com/office/word/2018/wordml" xmlns:w16sdtdh="http://schemas.microsoft.com/office/word/2020/wordml/sdtdatahash" xmlns:w16sdtfl="http://schemas.microsoft.com/office/word/2024/wordml/sdtformatlock" xmlns:w16se="http://schemas.microsoft.com/office/word/2015/wordml/symex" xmlns:w16du="http://schemas.microsoft.com/office/word/2023/wordml/word16du" xmlns:wne="http://schemas.microsoft.com/office/word/2006/wordml" mc:Ignorable="w14 w15 w16se w16cid w16 w16cex w16sdtdh w16sdtfl w16du wp14">
   <w:abstractNum w:abstractNumId="0" w15:restartNumberingAfterBreak="0">
     <w:nsid w:val="109B4B00"/>
     <w:multiLevelType w:val="hybridMultilevel"/>
@@ -422,7 +566,7 @@
 </file>
 
 <file path=word/styles.xml><?xml version="1.0" encoding="utf-8"?>
-<w:styles xmlns:mc="http://schemas.openxmlformats.org/markup-compatibility/2006" xmlns:r="http://schemas.openxmlformats.org/officeDocument/2006/relationships" xmlns:w="http://schemas.openxmlformats.org/wordprocessingml/2006/main" xmlns:w14="http://schemas.microsoft.com/office/word/2010/wordml" xmlns:w15="http://schemas.microsoft.com/office/word/2012/wordml" xmlns:w16cex="http://schemas.microsoft.com/office/word/2018/wordml/cex" xmlns:w16cid="http://schemas.microsoft.com/office/word/2016/wordml/cid" xmlns:w16="http://schemas.microsoft.com/office/word/2018/wordml" xmlns:w16sdtdh="http://schemas.microsoft.com/office/word/2020/wordml/sdtdatahash" xmlns:w16se="http://schemas.microsoft.com/office/word/2015/wordml/symex" mc:Ignorable="w14 w15 w16se w16cid w16 w16cex w16sdtdh">
+<w:styles xmlns:mc="http://schemas.openxmlformats.org/markup-compatibility/2006" xmlns:r="http://schemas.openxmlformats.org/officeDocument/2006/relationships" xmlns:w="http://schemas.openxmlformats.org/wordprocessingml/2006/main" xmlns:w14="http://schemas.microsoft.com/office/word/2010/wordml" xmlns:w15="http://schemas.microsoft.com/office/word/2012/wordml" xmlns:w16cex="http://schemas.microsoft.com/office/word/2018/wordml/cex" xmlns:w16cid="http://schemas.microsoft.com/office/word/2016/wordml/cid" xmlns:w16="http://schemas.microsoft.com/office/word/2018/wordml" xmlns:w16sdtdh="http://schemas.microsoft.com/office/word/2020/wordml/sdtdatahash" xmlns:w16sdtfl="http://schemas.microsoft.com/office/word/2024/wordml/sdtformatlock" xmlns:w16se="http://schemas.microsoft.com/office/word/2015/wordml/symex" xmlns:w16du="http://schemas.microsoft.com/office/word/2023/wordml/word16du" mc:Ignorable="w14 w15 w16se w16cid w16 w16cex w16sdtdh w16sdtfl w16du">
   <w:docDefaults>
     <w:rPrDefault>
       <w:rPr>
@@ -430,7 +574,7 @@
         <w:kern w:val="2"/>
         <w:sz w:val="24"/>
         <w:szCs w:val="24"/>
-        <w:lang w:val="en-CN" w:eastAsia="zh-CN" w:bidi="ar-SA"/>
+        <w:lang w:eastAsia="zh-CN" w:bidi="ar-SA"/>
         <w14:ligatures w14:val="standardContextual"/>
       </w:rPr>
     </w:rPrDefault>
